--- a/Lab_2_SE_PES1UG24AM265.docx
+++ b/Lab_2_SE_PES1UG24AM265.docx
@@ -46,21 +46,12 @@
       <w:pPr>
         <w:jc w:val="center"/>
       </w:pPr>
-      <w:proofErr w:type="gramStart"/>
       <w:r>
         <w:rPr>
           <w:b/>
           <w:sz w:val="38"/>
         </w:rPr>
-        <w:t>NAME:SHREE</w:t>
-      </w:r>
-      <w:proofErr w:type="gramEnd"/>
-      <w:r>
-        <w:rPr>
-          <w:b/>
-          <w:sz w:val="38"/>
-        </w:rPr>
-        <w:t xml:space="preserve"> VERDHAN M</w:t>
+        <w:t>NAME:SHREE VERDHAN M</w:t>
       </w:r>
       <w:r>
         <w:rPr>
@@ -68,22 +59,7 @@
           <w:sz w:val="38"/>
         </w:rPr>
         <w:br/>
-      </w:r>
-      <w:proofErr w:type="gramStart"/>
-      <w:r>
-        <w:rPr>
-          <w:b/>
-          <w:sz w:val="38"/>
-        </w:rPr>
-        <w:t>SRN:PES</w:t>
-      </w:r>
-      <w:proofErr w:type="gramEnd"/>
-      <w:r>
-        <w:rPr>
-          <w:b/>
-          <w:sz w:val="38"/>
-        </w:rPr>
-        <w:t>1UG24AM265</w:t>
+        <w:t>SRN:PES1UG24AM265</w:t>
       </w:r>
     </w:p>
     <w:p>
@@ -1885,6 +1861,9 @@
         <w:br/>
       </w:r>
       <w:r>
+        <w:rPr>
+          <w:noProof/>
+        </w:rPr>
         <w:drawing>
           <wp:inline distT="0" distB="0" distL="0" distR="0" wp14:anchorId="6A8EC209" wp14:editId="50C04AE8">
             <wp:extent cx="6583680" cy="3679190"/>
@@ -1925,6 +1904,9 @@
     <w:p/>
     <w:p>
       <w:r>
+        <w:rPr>
+          <w:noProof/>
+        </w:rPr>
         <w:drawing>
           <wp:inline distT="0" distB="0" distL="0" distR="0" wp14:anchorId="180648E6" wp14:editId="44AC209B">
             <wp:extent cx="6583680" cy="3238500"/>
@@ -1954,6 +1936,65 @@
                     <a:prstGeom prst="rect">
                       <a:avLst/>
                     </a:prstGeom>
+                  </pic:spPr>
+                </pic:pic>
+              </a:graphicData>
+            </a:graphic>
+          </wp:inline>
+        </w:drawing>
+      </w:r>
+    </w:p>
+    <w:p/>
+    <w:p>
+      <w:r>
+        <w:t>ACTIVE SPRINT BOARD</w:t>
+      </w:r>
+    </w:p>
+    <w:p>
+      <w:r>
+        <w:rPr>
+          <w:noProof/>
+        </w:rPr>
+        <w:lastRenderedPageBreak/>
+        <w:drawing>
+          <wp:inline distT="0" distB="0" distL="0" distR="0" wp14:anchorId="2221A4C9" wp14:editId="304E8F7C">
+            <wp:extent cx="9105900" cy="10258425"/>
+            <wp:effectExtent l="0" t="0" r="0" b="9525"/>
+            <wp:docPr id="576843532" name="Picture 4"/>
+            <wp:cNvGraphicFramePr>
+              <a:graphicFrameLocks xmlns:a="http://schemas.openxmlformats.org/drawingml/2006/main" noChangeAspect="1"/>
+            </wp:cNvGraphicFramePr>
+            <a:graphic xmlns:a="http://schemas.openxmlformats.org/drawingml/2006/main">
+              <a:graphicData uri="http://schemas.openxmlformats.org/drawingml/2006/picture">
+                <pic:pic xmlns:pic="http://schemas.openxmlformats.org/drawingml/2006/picture">
+                  <pic:nvPicPr>
+                    <pic:cNvPr id="0" name="Picture 2"/>
+                    <pic:cNvPicPr>
+                      <a:picLocks noChangeAspect="1" noChangeArrowheads="1"/>
+                    </pic:cNvPicPr>
+                  </pic:nvPicPr>
+                  <pic:blipFill>
+                    <a:blip r:embed="rId13">
+                      <a:extLst>
+                        <a:ext uri="{28A0092B-C50C-407E-A947-70E740481C1C}">
+                          <a14:useLocalDpi xmlns:a14="http://schemas.microsoft.com/office/drawing/2010/main" val="0"/>
+                        </a:ext>
+                      </a:extLst>
+                    </a:blip>
+                    <a:srcRect/>
+                    <a:stretch>
+                      <a:fillRect/>
+                    </a:stretch>
+                  </pic:blipFill>
+                  <pic:spPr bwMode="auto">
+                    <a:xfrm>
+                      <a:off x="0" y="0"/>
+                      <a:ext cx="9105900" cy="10258425"/>
+                    </a:xfrm>
+                    <a:prstGeom prst="rect">
+                      <a:avLst/>
+                    </a:prstGeom>
+                    <a:noFill/>
                   </pic:spPr>
                 </pic:pic>
               </a:graphicData>
